--- a/DaDm Update Tasks List.docx
+++ b/DaDm Update Tasks List.docx
@@ -9,24 +9,46 @@
           <w:b/>
         </w:rPr>
       </w:pPr>
+      <w:proofErr w:type="spellStart"/>
       <w:r>
         <w:rPr>
           <w:b/>
         </w:rPr>
-        <w:t>DaDm Update Tasks List</w:t>
-      </w:r>
-    </w:p>
-    <w:p>
-      <w:pPr>
+        <w:t>DaDm</w:t>
+      </w:r>
+      <w:proofErr w:type="spellEnd"/>
+      <w:r>
         <w:rPr>
           <w:b/>
         </w:rPr>
-      </w:pPr>
-      <w:r>
+        <w:t xml:space="preserve"> Update Tasks List</w:t>
+      </w:r>
+    </w:p>
+    <w:p>
+      <w:pPr>
         <w:rPr>
           <w:b/>
         </w:rPr>
-        <w:t>Completed - Mostly Working(not fully tested)</w:t>
+      </w:pPr>
+      <w:r>
+        <w:rPr>
+          <w:b/>
+        </w:rPr>
+        <w:t xml:space="preserve">Completed - Mostly </w:t>
+      </w:r>
+      <w:proofErr w:type="gramStart"/>
+      <w:r>
+        <w:rPr>
+          <w:b/>
+        </w:rPr>
+        <w:t>Working(</w:t>
+      </w:r>
+      <w:proofErr w:type="gramEnd"/>
+      <w:r>
+        <w:rPr>
+          <w:b/>
+        </w:rPr>
+        <w:t>not fully tested)</w:t>
       </w:r>
     </w:p>
     <w:p>
@@ -116,7 +138,15 @@
         </w:numPr>
       </w:pPr>
       <w:r>
-        <w:t>Moved the General Ones to Clancat in the end.</w:t>
+        <w:t xml:space="preserve">Moved the General Ones to </w:t>
+      </w:r>
+      <w:proofErr w:type="spellStart"/>
+      <w:r>
+        <w:t>Clancat</w:t>
+      </w:r>
+      <w:proofErr w:type="spellEnd"/>
+      <w:r>
+        <w:t xml:space="preserve"> in the end.</w:t>
       </w:r>
     </w:p>
     <w:p>
@@ -149,8 +179,13 @@
         </w:rPr>
       </w:pPr>
       <w:r>
-        <w:t>Settings/display_settings.toml</w:t>
-      </w:r>
+        <w:t>Settings/</w:t>
+      </w:r>
+      <w:proofErr w:type="spellStart"/>
+      <w:r>
+        <w:t>display_settings.toml</w:t>
+      </w:r>
+      <w:proofErr w:type="spellEnd"/>
     </w:p>
     <w:p>
       <w:pPr>
@@ -163,9 +198,11 @@
           <w:i/>
         </w:rPr>
       </w:pPr>
+      <w:proofErr w:type="spellStart"/>
       <w:r>
         <w:t>Pregnancy_Events</w:t>
       </w:r>
+      <w:proofErr w:type="spellEnd"/>
     </w:p>
     <w:p>
       <w:pPr>
@@ -178,9 +215,11 @@
           <w:i/>
         </w:rPr>
       </w:pPr>
+      <w:proofErr w:type="spellStart"/>
       <w:r>
         <w:t>Event_Filters</w:t>
       </w:r>
+      <w:proofErr w:type="spellEnd"/>
     </w:p>
     <w:p>
       <w:pPr>
@@ -196,6 +235,9 @@
       <w:r>
         <w:t>Triggering Thoughts check</w:t>
       </w:r>
+      <w:r>
+        <w:t>(dunno if this is actually working or not)</w:t>
+      </w:r>
     </w:p>
     <w:p>
       <w:pPr>
@@ -209,7 +251,15 @@
         </w:rPr>
       </w:pPr>
       <w:r>
-        <w:t xml:space="preserve">Added a check for Genderalign-- </w:t>
+        <w:t xml:space="preserve">Added a check for </w:t>
+      </w:r>
+      <w:proofErr w:type="spellStart"/>
+      <w:r>
+        <w:t>Genderalign</w:t>
+      </w:r>
+      <w:proofErr w:type="spellEnd"/>
+      <w:r>
+        <w:t xml:space="preserve">-- </w:t>
       </w:r>
     </w:p>
     <w:p>
@@ -230,7 +280,31 @@
         <w:t xml:space="preserve"> I</w:t>
       </w:r>
       <w:r>
-        <w:t xml:space="preserve"> was debating for use for going from nonbinary to something more specific, or even from ??? to something else utilizing it as a </w:t>
+        <w:t xml:space="preserve"> was debating for use for going from </w:t>
+      </w:r>
+      <w:proofErr w:type="spellStart"/>
+      <w:r>
+        <w:t>nonbinary</w:t>
+      </w:r>
+      <w:proofErr w:type="spellEnd"/>
+      <w:r>
+        <w:t xml:space="preserve"> to something more specific, or even </w:t>
+      </w:r>
+      <w:proofErr w:type="gramStart"/>
+      <w:r>
+        <w:t>from ???</w:t>
+      </w:r>
+      <w:proofErr w:type="gramEnd"/>
+      <w:r>
+        <w:t xml:space="preserve"> </w:t>
+      </w:r>
+      <w:proofErr w:type="gramStart"/>
+      <w:r>
+        <w:t>to</w:t>
+      </w:r>
+      <w:proofErr w:type="gramEnd"/>
+      <w:r>
+        <w:t xml:space="preserve"> something else utilizing it as a </w:t>
       </w:r>
       <w:r>
         <w:rPr>
@@ -269,7 +343,15 @@
         </w:rPr>
       </w:pPr>
       <w:r>
-        <w:t>Lazy Eyes + Blep Data sprite sheets.</w:t>
+        <w:t xml:space="preserve">Lazy Eyes + </w:t>
+      </w:r>
+      <w:proofErr w:type="spellStart"/>
+      <w:r>
+        <w:t>Blep</w:t>
+      </w:r>
+      <w:proofErr w:type="spellEnd"/>
+      <w:r>
+        <w:t xml:space="preserve"> Data sprite sheets.</w:t>
       </w:r>
     </w:p>
     <w:p>
@@ -296,12 +378,14 @@
         </w:rPr>
         <w:t xml:space="preserve"> </w:t>
       </w:r>
+      <w:proofErr w:type="gramStart"/>
       <w:r>
         <w:rPr>
           <w:b/>
         </w:rPr>
         <w:t>Commented</w:t>
       </w:r>
+      <w:proofErr w:type="gramEnd"/>
       <w:r>
         <w:rPr>
           <w:b/>
@@ -362,6 +446,8 @@
       <w:r>
         <w:t xml:space="preserve">Specifically for Events </w:t>
       </w:r>
+      <w:bookmarkStart w:id="0" w:name="_GoBack"/>
+      <w:bookmarkEnd w:id="0"/>
     </w:p>
     <w:p>
       <w:pPr>
@@ -384,7 +470,15 @@
         </w:numPr>
       </w:pPr>
       <w:r>
-        <w:t>Includes Clangen Conditions sorry :P</w:t>
+        <w:t xml:space="preserve">Includes </w:t>
+      </w:r>
+      <w:proofErr w:type="spellStart"/>
+      <w:r>
+        <w:t>Clangen</w:t>
+      </w:r>
+      <w:proofErr w:type="spellEnd"/>
+      <w:r>
+        <w:t xml:space="preserve"> Conditions sorry :P</w:t>
       </w:r>
     </w:p>
     <w:p>
@@ -408,7 +502,15 @@
         </w:numPr>
       </w:pPr>
       <w:r>
-        <w:t xml:space="preserve">Probably works for Kittypets but-- </w:t>
+        <w:t xml:space="preserve">Probably works for </w:t>
+      </w:r>
+      <w:proofErr w:type="spellStart"/>
+      <w:r>
+        <w:t>Kittypets</w:t>
+      </w:r>
+      <w:proofErr w:type="spellEnd"/>
+      <w:r>
+        <w:t xml:space="preserve"> but-- </w:t>
       </w:r>
     </w:p>
     <w:p>
@@ -474,7 +576,15 @@
         </w:numPr>
       </w:pPr>
       <w:r>
-        <w:t xml:space="preserve">Dark Forest Trainee Stuff, might be generally missing tbh... </w:t>
+        <w:t xml:space="preserve">Dark Forest Trainee Stuff, might be generally missing </w:t>
+      </w:r>
+      <w:proofErr w:type="spellStart"/>
+      <w:r>
+        <w:t>tbh</w:t>
+      </w:r>
+      <w:proofErr w:type="spellEnd"/>
+      <w:r>
+        <w:t xml:space="preserve">... </w:t>
       </w:r>
     </w:p>
     <w:p>
@@ -511,7 +621,21 @@
         <w:rPr>
           <w:b/>
         </w:rPr>
-        <w:t>Not Currently Touched at all</w:t>
+        <w:t xml:space="preserve">Not Currently </w:t>
+      </w:r>
+      <w:proofErr w:type="gramStart"/>
+      <w:r>
+        <w:rPr>
+          <w:b/>
+        </w:rPr>
+        <w:t>Touched</w:t>
+      </w:r>
+      <w:proofErr w:type="gramEnd"/>
+      <w:r>
+        <w:rPr>
+          <w:b/>
+        </w:rPr>
+        <w:t xml:space="preserve"> at all</w:t>
       </w:r>
     </w:p>
     <w:p>
@@ -552,10 +676,13 @@
     </w:p>
     <w:p>
       <w:r>
-        <w:t>There is very possibly other stuff I’ve missed, but these are what I personally can attest to having gone over - Hybrid/Tinderwing</w:t>
-      </w:r>
-      <w:bookmarkStart w:id="0" w:name="_GoBack"/>
-      <w:bookmarkEnd w:id="0"/>
+        <w:t>There is very possibly other stuff I’ve missed, but these are what I personally can attest to having gone over - Hybrid/</w:t>
+      </w:r>
+      <w:proofErr w:type="spellStart"/>
+      <w:r>
+        <w:t>Tinderwing</w:t>
+      </w:r>
+      <w:proofErr w:type="spellEnd"/>
     </w:p>
     <w:sectPr>
       <w:pgSz w:w="11906" w:h="16838"/>
